--- a/files/marked/IS-008-作業安全管理程序.docx
+++ b/files/marked/IS-008-作業安全管理程序.docx
@@ -5549,33 +5549,7 @@
         </w:rPr>
       </w:pPr>
       <w:r>
-        <w:rPr>
-          <w:rFonts w:hint="eastAsia"/>
-        </w:rPr>
-        <w:lastRenderedPageBreak/>
-        <w:t>本公司所有同仁因工作目的，將個人自攜資訊設備（如</w:t>
-      </w:r>
-      <w:r>
-        <w:rPr>
-          <w:rFonts w:hint="eastAsia"/>
-          <w:kern w:val="2"/>
-          <w:szCs w:val="28"/>
-        </w:rPr>
-        <w:t>筆記型電腦、智能手機、平板電腦等）連接公司網路作業工作環境時，</w:t>
-      </w:r>
-      <w:r>
-        <w:rPr>
-          <w:rFonts w:hint="eastAsia"/>
-        </w:rPr>
-        <w:t>必須</w:t>
-      </w:r>
-      <w:r>
-        <w:rPr>
-          <w:rFonts w:hint="eastAsia"/>
-          <w:kern w:val="2"/>
-          <w:szCs w:val="28"/>
-        </w:rPr>
-        <w:t>填寫「員工攜帶自有設備申請書」，先行取得公司授權及同意。</w:t>
+        <w:t>{{byod_policy_clause}}</w:t>
       </w:r>
     </w:p>
     <w:p>
@@ -5670,26 +5644,7 @@
         </w:rPr>
       </w:pPr>
       <w:r>
-        <w:rPr>
-          <w:rFonts w:hint="eastAsia"/>
-          <w:kern w:val="2"/>
-          <w:szCs w:val="28"/>
-        </w:rPr>
-        <w:t>自攜</w:t>
-      </w:r>
-      <w:r>
-        <w:rPr>
-          <w:rFonts w:hint="eastAsia"/>
-        </w:rPr>
-        <w:t>資訊</w:t>
-      </w:r>
-      <w:r>
-        <w:rPr>
-          <w:rFonts w:hint="eastAsia"/>
-          <w:kern w:val="2"/>
-          <w:szCs w:val="28"/>
-        </w:rPr>
-        <w:t>設備作業系統必須開啟自動更新，保持更新至最新版本；並安裝適切防毒軟體與及時更新病毒碼。</w:t>
+        <w:t>{{byod_security_clause}}</w:t>
       </w:r>
     </w:p>
     <w:p>
